--- a/Ministry/Features/Front-End-Integration-Strategy/Design/CiC_FrontEnd_Experience_Vision_V1_0.docx
+++ b/Ministry/Features/Front-End-Integration-Strategy/Design/CiC_FrontEnd_Experience_Vision_V1_0.docx
@@ -303,7 +303,7 @@
           <w:sz w:val="22"/>
           <w:szCs w:val="22"/>
         </w:rPr>
-        <w:t xml:space="preserve">Build your own Table — browse the available worlds and choose one to five before sitting down.</w:t>
+        <w:t xml:space="preserve">Build your own Table — browse the available worlds and choose one to three before sitting down.</w:t>
       </w:r>
     </w:p>
     <w:p>
@@ -425,7 +425,7 @@
           <w:sz w:val="22"/>
           <w:szCs w:val="22"/>
         </w:rPr>
-        <w:t xml:space="preserve">The Prototype Alpha visual is a single static background image: up to five figures seated at a table, one per active Representative, in clothing typical of their world and era. Where a world’s own evidence supports real ethnic or demographic diversity — a trade city like Edessa, for instance, sitting at the crossroads of several peoples — the depicted figures reflect that. Where it doesn’t, they don’t. Diversity is never added for its own sake and never withheld out of a false neutrality — it is decided per world, from that world’s own Source Ecology, the same way every other evidentiary judgment in this project gets made.</w:t>
+        <w:t xml:space="preserve">The Prototype Alpha visual is a single static background image: up to three figures seated at a table, one per active Representative, in clothing typical of their world and era. Where a world’s own evidence supports real ethnic or demographic diversity — a trade city like Edessa, for instance, sitting at the crossroads of several peoples — the depicted figures reflect that. Where it doesn’t, they don’t. Diversity is never added for its own sake and never withheld out of a false neutrality — it is decided per world, from that world’s own Source Ecology, the same way every other evidentiary judgment in this project gets made.</w:t>
       </w:r>
     </w:p>
     <w:p>
@@ -451,7 +451,7 @@
           <w:sz w:val="22"/>
           <w:szCs w:val="22"/>
         </w:rPr>
-        <w:t xml:space="preserve">A name and a short world descriptor sit with each figure, so a participant can hold up to five distinct voices in mind at once without losing track of who is who — a small, cheap addition that does real work once more than one or two Representatives are at the Table together.</w:t>
+        <w:t xml:space="preserve">A name and a short world descriptor sit with each figure, so a participant can hold up to three distinct voices in mind at once without losing track of who is who — a small, cheap addition that does real work once more than one or two Representatives are at the Table together.</w:t>
       </w:r>
     </w:p>
     <w:p>
